--- a/notes_13Jun2023.docx
+++ b/notes_13Jun2023.docx
@@ -652,6 +652,1312 @@
     </w:p>
     <w:p>
       <w:pPr>
+        <w:rPr>
+          <w:lang w:val="en-US"/>
+        </w:rPr>
+      </w:pPr>
+      <w:r>
+        <w:rPr>
+          <w:lang w:val="en-US"/>
+        </w:rPr>
+        <w:t>Demo:</w:t>
+      </w:r>
+    </w:p>
+    <w:p>
+      <w:pPr>
+        <w:rPr>
+          <w:lang w:val="en-US"/>
+        </w:rPr>
+      </w:pPr>
+      <w:r>
+        <w:rPr>
+          <w:lang w:val="en-US"/>
+        </w:rPr>
+        <w:t>Create a spring boot application and create a docker image of that application.</w:t>
+      </w:r>
+    </w:p>
+    <w:p>
+      <w:pPr>
+        <w:rPr>
+          <w:lang w:val="en-US"/>
+        </w:rPr>
+      </w:pPr>
+      <w:r>
+        <w:rPr>
+          <w:lang w:val="en-US"/>
+        </w:rPr>
+        <w:t>That image can be run locally.</w:t>
+      </w:r>
+    </w:p>
+    <w:p>
+      <w:pPr>
+        <w:rPr>
+          <w:lang w:val="en-US"/>
+        </w:rPr>
+      </w:pPr>
+      <w:r>
+        <w:rPr>
+          <w:lang w:val="en-US"/>
+        </w:rPr>
+        <w:t xml:space="preserve">That image can be deployed in a hub.docker.com or </w:t>
+      </w:r>
+      <w:proofErr w:type="spellStart"/>
+      <w:r>
+        <w:rPr>
+          <w:lang w:val="en-US"/>
+        </w:rPr>
+        <w:t>aws</w:t>
+      </w:r>
+      <w:proofErr w:type="spellEnd"/>
+      <w:r>
+        <w:rPr>
+          <w:lang w:val="en-US"/>
+        </w:rPr>
+        <w:t xml:space="preserve"> </w:t>
+      </w:r>
+      <w:proofErr w:type="spellStart"/>
+      <w:r>
+        <w:rPr>
+          <w:lang w:val="en-US"/>
+        </w:rPr>
+        <w:t>ecr</w:t>
+      </w:r>
+      <w:proofErr w:type="spellEnd"/>
+      <w:r>
+        <w:rPr>
+          <w:lang w:val="en-US"/>
+        </w:rPr>
+        <w:t xml:space="preserve"> or any cloud</w:t>
+      </w:r>
+    </w:p>
+    <w:p>
+      <w:pPr>
+        <w:rPr>
+          <w:lang w:val="en-US"/>
+        </w:rPr>
+      </w:pPr>
+      <w:r>
+        <w:rPr>
+          <w:lang w:val="en-US"/>
+        </w:rPr>
+        <w:t>To create a docker image of an application:</w:t>
+      </w:r>
+    </w:p>
+    <w:p>
+      <w:pPr>
+        <w:pStyle w:val="ListParagraph"/>
+        <w:numPr>
+          <w:ilvl w:val="0"/>
+          <w:numId w:val="2"/>
+        </w:numPr>
+        <w:rPr>
+          <w:lang w:val="en-US"/>
+        </w:rPr>
+      </w:pPr>
+      <w:r>
+        <w:rPr>
+          <w:lang w:val="en-US"/>
+        </w:rPr>
+        <w:lastRenderedPageBreak/>
+        <w:t xml:space="preserve">Create a </w:t>
+      </w:r>
+      <w:proofErr w:type="spellStart"/>
+      <w:r>
+        <w:rPr>
+          <w:lang w:val="en-US"/>
+        </w:rPr>
+        <w:t>Dockerfile</w:t>
+      </w:r>
+      <w:proofErr w:type="spellEnd"/>
+      <w:r>
+        <w:rPr>
+          <w:lang w:val="en-US"/>
+        </w:rPr>
+        <w:t xml:space="preserve"> in the project</w:t>
+      </w:r>
+    </w:p>
+    <w:p>
+      <w:pPr>
+        <w:pStyle w:val="ListParagraph"/>
+        <w:numPr>
+          <w:ilvl w:val="0"/>
+          <w:numId w:val="2"/>
+        </w:numPr>
+        <w:rPr>
+          <w:lang w:val="en-US"/>
+        </w:rPr>
+      </w:pPr>
+      <w:r>
+        <w:rPr>
+          <w:lang w:val="en-US"/>
+        </w:rPr>
+        <w:t xml:space="preserve">What this </w:t>
+      </w:r>
+      <w:proofErr w:type="spellStart"/>
+      <w:r>
+        <w:rPr>
+          <w:lang w:val="en-US"/>
+        </w:rPr>
+        <w:t>Dockerfile</w:t>
+      </w:r>
+      <w:proofErr w:type="spellEnd"/>
+      <w:r>
+        <w:rPr>
+          <w:lang w:val="en-US"/>
+        </w:rPr>
+        <w:t xml:space="preserve"> should contain?</w:t>
+      </w:r>
+    </w:p>
+    <w:p>
+      <w:pPr>
+        <w:pStyle w:val="ListParagraph"/>
+        <w:ind w:left="1440"/>
+        <w:rPr>
+          <w:lang w:val="en-US"/>
+        </w:rPr>
+      </w:pPr>
+    </w:p>
+    <w:p>
+      <w:pPr>
+        <w:pStyle w:val="ListParagraph"/>
+        <w:ind w:left="1440"/>
+        <w:rPr>
+          <w:lang w:val="en-US"/>
+        </w:rPr>
+      </w:pPr>
+    </w:p>
+    <w:p>
+      <w:pPr>
+        <w:pStyle w:val="ListParagraph"/>
+        <w:ind w:left="1440"/>
+        <w:rPr>
+          <w:lang w:val="en-US"/>
+        </w:rPr>
+      </w:pPr>
+      <w:r>
+        <w:rPr>
+          <w:lang w:val="en-US"/>
+        </w:rPr>
+        <w:t xml:space="preserve">If it is a spring boot project, an easy step to create docker image is using </w:t>
+      </w:r>
+      <w:proofErr w:type="spellStart"/>
+      <w:r>
+        <w:rPr>
+          <w:lang w:val="en-US"/>
+        </w:rPr>
+        <w:t>mvn</w:t>
+      </w:r>
+      <w:proofErr w:type="spellEnd"/>
+      <w:r>
+        <w:rPr>
+          <w:lang w:val="en-US"/>
+        </w:rPr>
+        <w:t xml:space="preserve"> command</w:t>
+      </w:r>
+      <w:r>
+        <w:rPr>
+          <w:lang w:val="en-US"/>
+        </w:rPr>
+        <w:tab/>
+        <w:t xml:space="preserve">(no need of </w:t>
+      </w:r>
+      <w:proofErr w:type="spellStart"/>
+      <w:r>
+        <w:rPr>
+          <w:lang w:val="en-US"/>
+        </w:rPr>
+        <w:t>Dockerfile</w:t>
+      </w:r>
+      <w:proofErr w:type="spellEnd"/>
+      <w:r>
+        <w:rPr>
+          <w:lang w:val="en-US"/>
+        </w:rPr>
+        <w:t>)</w:t>
+      </w:r>
+    </w:p>
+    <w:p>
+      <w:pPr>
+        <w:pStyle w:val="ListParagraph"/>
+        <w:ind w:left="1440"/>
+        <w:rPr>
+          <w:lang w:val="en-US"/>
+        </w:rPr>
+      </w:pPr>
+      <w:r>
+        <w:rPr>
+          <w:lang w:val="en-US"/>
+        </w:rPr>
+        <w:tab/>
+      </w:r>
+      <w:proofErr w:type="spellStart"/>
+      <w:r>
+        <w:rPr>
+          <w:lang w:val="en-US"/>
+        </w:rPr>
+        <w:t>mvn</w:t>
+      </w:r>
+      <w:proofErr w:type="spellEnd"/>
+      <w:r>
+        <w:rPr>
+          <w:lang w:val="en-US"/>
+        </w:rPr>
+        <w:t xml:space="preserve"> </w:t>
+      </w:r>
+      <w:proofErr w:type="spellStart"/>
+      <w:r>
+        <w:rPr>
+          <w:lang w:val="en-US"/>
+        </w:rPr>
+        <w:t>spring-</w:t>
+      </w:r>
+      <w:proofErr w:type="gramStart"/>
+      <w:r>
+        <w:rPr>
+          <w:lang w:val="en-US"/>
+        </w:rPr>
+        <w:t>boot:build</w:t>
+      </w:r>
+      <w:proofErr w:type="gramEnd"/>
+      <w:r>
+        <w:rPr>
+          <w:lang w:val="en-US"/>
+        </w:rPr>
+        <w:t>-image</w:t>
+      </w:r>
+      <w:proofErr w:type="spellEnd"/>
+    </w:p>
+    <w:p>
+      <w:pPr>
+        <w:pStyle w:val="ListParagraph"/>
+        <w:ind w:left="1440"/>
+        <w:rPr>
+          <w:lang w:val="en-US"/>
+        </w:rPr>
+      </w:pPr>
+    </w:p>
+    <w:p>
+      <w:pPr>
+        <w:pStyle w:val="ListParagraph"/>
+        <w:ind w:left="1440"/>
+        <w:rPr>
+          <w:lang w:val="en-US"/>
+        </w:rPr>
+      </w:pPr>
+    </w:p>
+    <w:p>
+      <w:pPr>
+        <w:rPr>
+          <w:lang w:val="en-US"/>
+        </w:rPr>
+      </w:pPr>
+    </w:p>
+    <w:p>
+      <w:pPr>
+        <w:pStyle w:val="ListParagraph"/>
+        <w:numPr>
+          <w:ilvl w:val="0"/>
+          <w:numId w:val="3"/>
+        </w:numPr>
+        <w:rPr>
+          <w:lang w:val="en-US"/>
+        </w:rPr>
+      </w:pPr>
+      <w:r>
+        <w:rPr>
+          <w:lang w:val="en-US"/>
+        </w:rPr>
+        <w:t xml:space="preserve">Generate .jar file </w:t>
+      </w:r>
+    </w:p>
+    <w:p>
+      <w:pPr>
+        <w:pStyle w:val="ListParagraph"/>
+        <w:ind w:left="1440"/>
+        <w:rPr>
+          <w:lang w:val="en-US"/>
+        </w:rPr>
+      </w:pPr>
+      <w:r>
+        <w:rPr>
+          <w:lang w:val="en-US"/>
+        </w:rPr>
+        <w:t xml:space="preserve">Go to </w:t>
+      </w:r>
+      <w:proofErr w:type="spellStart"/>
+      <w:r>
+        <w:rPr>
+          <w:lang w:val="en-US"/>
+        </w:rPr>
+        <w:t>cmd</w:t>
+      </w:r>
+      <w:proofErr w:type="spellEnd"/>
+      <w:r>
+        <w:rPr>
+          <w:lang w:val="en-US"/>
+        </w:rPr>
+        <w:t xml:space="preserve"> where pom.xml is present:</w:t>
+      </w:r>
+    </w:p>
+    <w:p>
+      <w:pPr>
+        <w:pStyle w:val="ListParagraph"/>
+        <w:ind w:left="1440"/>
+        <w:rPr>
+          <w:lang w:val="en-US"/>
+        </w:rPr>
+      </w:pPr>
+      <w:r>
+        <w:rPr>
+          <w:lang w:val="en-US"/>
+        </w:rPr>
+        <w:tab/>
+      </w:r>
+      <w:proofErr w:type="spellStart"/>
+      <w:r>
+        <w:rPr>
+          <w:lang w:val="en-US"/>
+        </w:rPr>
+        <w:t>mvn</w:t>
+      </w:r>
+      <w:proofErr w:type="spellEnd"/>
+      <w:r>
+        <w:rPr>
+          <w:lang w:val="en-US"/>
+        </w:rPr>
+        <w:t xml:space="preserve"> clean install</w:t>
+      </w:r>
+    </w:p>
+    <w:p>
+      <w:pPr>
+        <w:pStyle w:val="ListParagraph"/>
+        <w:ind w:left="1440"/>
+        <w:rPr>
+          <w:lang w:val="en-US"/>
+        </w:rPr>
+      </w:pPr>
+    </w:p>
+    <w:p>
+      <w:pPr>
+        <w:pStyle w:val="ListParagraph"/>
+        <w:numPr>
+          <w:ilvl w:val="0"/>
+          <w:numId w:val="3"/>
+        </w:numPr>
+        <w:rPr>
+          <w:lang w:val="en-US"/>
+        </w:rPr>
+      </w:pPr>
+      <w:r>
+        <w:rPr>
+          <w:lang w:val="en-US"/>
+        </w:rPr>
+        <w:t xml:space="preserve">Check </w:t>
+      </w:r>
+      <w:proofErr w:type="spellStart"/>
+      <w:r>
+        <w:rPr>
+          <w:lang w:val="en-US"/>
+        </w:rPr>
+        <w:t>targer</w:t>
+      </w:r>
+      <w:proofErr w:type="spellEnd"/>
+      <w:r>
+        <w:rPr>
+          <w:lang w:val="en-US"/>
+        </w:rPr>
+        <w:t xml:space="preserve"> folder that it contains a .jar file now</w:t>
+      </w:r>
+    </w:p>
+    <w:p>
+      <w:pPr>
+        <w:pStyle w:val="ListParagraph"/>
+        <w:numPr>
+          <w:ilvl w:val="0"/>
+          <w:numId w:val="3"/>
+        </w:numPr>
+        <w:rPr>
+          <w:lang w:val="en-US"/>
+        </w:rPr>
+      </w:pPr>
+      <w:r>
+        <w:rPr>
+          <w:lang w:val="en-US"/>
+        </w:rPr>
+        <w:t>Create a docker image of this project:</w:t>
+      </w:r>
+    </w:p>
+    <w:p>
+      <w:pPr>
+        <w:pStyle w:val="ListParagraph"/>
+        <w:ind w:left="1440"/>
+        <w:rPr>
+          <w:lang w:val="en-US"/>
+        </w:rPr>
+      </w:pPr>
+      <w:proofErr w:type="spellStart"/>
+      <w:r>
+        <w:rPr>
+          <w:lang w:val="en-US"/>
+        </w:rPr>
+        <w:t>mvn</w:t>
+      </w:r>
+      <w:proofErr w:type="spellEnd"/>
+      <w:r>
+        <w:rPr>
+          <w:lang w:val="en-US"/>
+        </w:rPr>
+        <w:t xml:space="preserve"> </w:t>
+      </w:r>
+      <w:proofErr w:type="spellStart"/>
+      <w:r>
+        <w:rPr>
+          <w:lang w:val="en-US"/>
+        </w:rPr>
+        <w:t>spring-</w:t>
+      </w:r>
+      <w:proofErr w:type="gramStart"/>
+      <w:r>
+        <w:rPr>
+          <w:lang w:val="en-US"/>
+        </w:rPr>
+        <w:t>boot:build</w:t>
+      </w:r>
+      <w:proofErr w:type="gramEnd"/>
+      <w:r>
+        <w:rPr>
+          <w:lang w:val="en-US"/>
+        </w:rPr>
+        <w:t>-image</w:t>
+      </w:r>
+      <w:proofErr w:type="spellEnd"/>
+    </w:p>
+    <w:p>
+      <w:pPr>
+        <w:pStyle w:val="ListParagraph"/>
+        <w:ind w:left="1440"/>
+        <w:rPr>
+          <w:lang w:val="en-US"/>
+        </w:rPr>
+      </w:pPr>
+    </w:p>
+    <w:p>
+      <w:pPr>
+        <w:pStyle w:val="ListParagraph"/>
+        <w:ind w:left="1440"/>
+        <w:rPr>
+          <w:lang w:val="en-US"/>
+        </w:rPr>
+      </w:pPr>
+      <w:r>
+        <w:rPr>
+          <w:lang w:val="en-US"/>
+        </w:rPr>
+        <w:t>we have got a docker image:</w:t>
+      </w:r>
+      <w:r>
+        <w:rPr>
+          <w:lang w:val="en-US"/>
+        </w:rPr>
+        <w:tab/>
+      </w:r>
+      <w:r>
+        <w:rPr>
+          <w:lang w:val="en-US"/>
+        </w:rPr>
+        <w:t>07-jun-h2-demo:0.0.1-SNAPSHOT</w:t>
+      </w:r>
+    </w:p>
+    <w:p>
+      <w:pPr>
+        <w:pStyle w:val="ListParagraph"/>
+        <w:ind w:left="1440"/>
+        <w:rPr>
+          <w:lang w:val="en-US"/>
+        </w:rPr>
+      </w:pPr>
+    </w:p>
+    <w:p>
+      <w:pPr>
+        <w:pStyle w:val="ListParagraph"/>
+        <w:ind w:left="1440"/>
+        <w:rPr>
+          <w:lang w:val="en-US"/>
+        </w:rPr>
+      </w:pPr>
+    </w:p>
+    <w:p>
+      <w:pPr>
+        <w:pStyle w:val="ListParagraph"/>
+        <w:ind w:left="1440"/>
+        <w:rPr>
+          <w:lang w:val="en-US"/>
+        </w:rPr>
+      </w:pPr>
+    </w:p>
+    <w:p>
+      <w:pPr>
+        <w:pStyle w:val="ListParagraph"/>
+        <w:ind w:left="1440"/>
+        <w:rPr>
+          <w:lang w:val="en-US"/>
+        </w:rPr>
+      </w:pPr>
+      <w:r>
+        <w:rPr>
+          <w:lang w:val="en-US"/>
+        </w:rPr>
+        <w:t>docker images</w:t>
+      </w:r>
+    </w:p>
+    <w:p>
+      <w:pPr>
+        <w:pStyle w:val="ListParagraph"/>
+        <w:ind w:left="1440"/>
+        <w:rPr>
+          <w:lang w:val="en-US"/>
+        </w:rPr>
+      </w:pPr>
+      <w:r>
+        <w:rPr>
+          <w:lang w:val="en-US"/>
+        </w:rPr>
+        <w:t>docker image ls</w:t>
+      </w:r>
+    </w:p>
+    <w:p>
+      <w:pPr>
+        <w:pStyle w:val="ListParagraph"/>
+        <w:ind w:left="1440"/>
+        <w:rPr>
+          <w:lang w:val="en-US"/>
+        </w:rPr>
+      </w:pPr>
+      <w:r>
+        <w:rPr>
+          <w:lang w:val="en-US"/>
+        </w:rPr>
+        <w:t>docker container ls</w:t>
+      </w:r>
+    </w:p>
+    <w:p>
+      <w:pPr>
+        <w:pStyle w:val="ListParagraph"/>
+        <w:ind w:left="1440"/>
+        <w:rPr>
+          <w:lang w:val="en-US"/>
+        </w:rPr>
+      </w:pPr>
+      <w:r>
+        <w:rPr>
+          <w:lang w:val="en-US"/>
+        </w:rPr>
+        <w:t xml:space="preserve">docker </w:t>
+      </w:r>
+      <w:proofErr w:type="spellStart"/>
+      <w:r>
+        <w:rPr>
+          <w:lang w:val="en-US"/>
+        </w:rPr>
+        <w:t>ps</w:t>
+      </w:r>
+      <w:proofErr w:type="spellEnd"/>
+    </w:p>
+    <w:p>
+      <w:pPr>
+        <w:pStyle w:val="ListParagraph"/>
+        <w:ind w:left="1440"/>
+        <w:rPr>
+          <w:lang w:val="en-US"/>
+        </w:rPr>
+      </w:pPr>
+      <w:r>
+        <w:rPr>
+          <w:lang w:val="en-US"/>
+        </w:rPr>
+        <w:t>docker rm &lt;&lt;container id&gt;&gt;</w:t>
+      </w:r>
+      <w:r>
+        <w:rPr>
+          <w:lang w:val="en-US"/>
+        </w:rPr>
+        <w:tab/>
+        <w:t>-f</w:t>
+      </w:r>
+    </w:p>
+    <w:p>
+      <w:pPr>
+        <w:pStyle w:val="ListParagraph"/>
+        <w:ind w:left="1440"/>
+        <w:rPr>
+          <w:lang w:val="en-US"/>
+        </w:rPr>
+      </w:pPr>
+      <w:r>
+        <w:rPr>
+          <w:lang w:val="en-US"/>
+        </w:rPr>
+        <w:t xml:space="preserve">docker </w:t>
+      </w:r>
+      <w:proofErr w:type="spellStart"/>
+      <w:r>
+        <w:rPr>
+          <w:lang w:val="en-US"/>
+        </w:rPr>
+        <w:t>rmi</w:t>
+      </w:r>
+      <w:proofErr w:type="spellEnd"/>
+      <w:r>
+        <w:rPr>
+          <w:lang w:val="en-US"/>
+        </w:rPr>
+        <w:t xml:space="preserve"> &lt;&lt;image id&gt;&gt;</w:t>
+      </w:r>
+      <w:r>
+        <w:rPr>
+          <w:lang w:val="en-US"/>
+        </w:rPr>
+        <w:tab/>
+      </w:r>
+    </w:p>
+    <w:p>
+      <w:pPr>
+        <w:pStyle w:val="ListParagraph"/>
+        <w:pBdr>
+          <w:bottom w:val="single" w:sz="6" w:space="1" w:color="auto"/>
+        </w:pBdr>
+        <w:ind w:left="1440"/>
+        <w:rPr>
+          <w:lang w:val="en-US"/>
+        </w:rPr>
+      </w:pPr>
+    </w:p>
+    <w:p>
+      <w:pPr>
+        <w:pStyle w:val="ListParagraph"/>
+        <w:ind w:left="1440"/>
+        <w:rPr>
+          <w:lang w:val="en-US"/>
+        </w:rPr>
+      </w:pPr>
+      <w:r>
+        <w:rPr>
+          <w:lang w:val="en-US"/>
+        </w:rPr>
+        <w:t>How to create docker image of an application using docker file:</w:t>
+      </w:r>
+    </w:p>
+    <w:p>
+      <w:pPr>
+        <w:pStyle w:val="ListParagraph"/>
+        <w:numPr>
+          <w:ilvl w:val="0"/>
+          <w:numId w:val="4"/>
+        </w:numPr>
+        <w:rPr>
+          <w:lang w:val="en-US"/>
+        </w:rPr>
+      </w:pPr>
+      <w:r>
+        <w:rPr>
+          <w:lang w:val="en-US"/>
+        </w:rPr>
+        <w:t>Create a spring boot project</w:t>
+      </w:r>
+    </w:p>
+    <w:p>
+      <w:pPr>
+        <w:pStyle w:val="ListParagraph"/>
+        <w:numPr>
+          <w:ilvl w:val="0"/>
+          <w:numId w:val="4"/>
+        </w:numPr>
+        <w:rPr>
+          <w:lang w:val="en-US"/>
+        </w:rPr>
+      </w:pPr>
+      <w:r>
+        <w:rPr>
+          <w:lang w:val="en-US"/>
+        </w:rPr>
+        <w:t xml:space="preserve">Create a </w:t>
+      </w:r>
+      <w:proofErr w:type="spellStart"/>
+      <w:r>
+        <w:rPr>
+          <w:lang w:val="en-US"/>
+        </w:rPr>
+        <w:t>Dockerfile</w:t>
+      </w:r>
+      <w:proofErr w:type="spellEnd"/>
+      <w:r>
+        <w:rPr>
+          <w:lang w:val="en-US"/>
+        </w:rPr>
+        <w:t xml:space="preserve"> in location where pom.xml is present. If you right click the project and create file, it will be there only.</w:t>
+      </w:r>
+    </w:p>
+    <w:p>
+      <w:pPr>
+        <w:pStyle w:val="ListParagraph"/>
+        <w:numPr>
+          <w:ilvl w:val="0"/>
+          <w:numId w:val="4"/>
+        </w:numPr>
+        <w:rPr>
+          <w:lang w:val="en-US"/>
+        </w:rPr>
+      </w:pPr>
+      <w:r>
+        <w:rPr>
+          <w:lang w:val="en-US"/>
+        </w:rPr>
+        <w:t xml:space="preserve">Inside </w:t>
+      </w:r>
+      <w:proofErr w:type="spellStart"/>
+      <w:r>
+        <w:rPr>
+          <w:lang w:val="en-US"/>
+        </w:rPr>
+        <w:t>Dockerfile</w:t>
+      </w:r>
+      <w:proofErr w:type="spellEnd"/>
+      <w:r>
+        <w:rPr>
+          <w:lang w:val="en-US"/>
+        </w:rPr>
+        <w:t>:</w:t>
+      </w:r>
+    </w:p>
+    <w:p>
+      <w:pPr>
+        <w:pStyle w:val="ListParagraph"/>
+        <w:ind w:left="1800"/>
+        <w:rPr>
+          <w:lang w:val="en-US"/>
+        </w:rPr>
+      </w:pPr>
+      <w:r>
+        <w:rPr>
+          <w:lang w:val="en-US"/>
+        </w:rPr>
+        <w:t>FROM java:8</w:t>
+      </w:r>
+    </w:p>
+    <w:p>
+      <w:pPr>
+        <w:pStyle w:val="ListParagraph"/>
+        <w:ind w:left="1800"/>
+        <w:rPr>
+          <w:lang w:val="en-US"/>
+        </w:rPr>
+      </w:pPr>
+      <w:r>
+        <w:rPr>
+          <w:lang w:val="en-US"/>
+        </w:rPr>
+        <w:t>EXPOSE 5000</w:t>
+      </w:r>
+    </w:p>
+    <w:p>
+      <w:pPr>
+        <w:pStyle w:val="ListParagraph"/>
+        <w:ind w:left="1800"/>
+        <w:rPr>
+          <w:lang w:val="en-US"/>
+        </w:rPr>
+      </w:pPr>
+      <w:r>
+        <w:rPr>
+          <w:lang w:val="en-US"/>
+        </w:rPr>
+        <w:t xml:space="preserve">ADD target/13-rest-4-docker-1-0.0.1-SNAPSHOT.jar 13-rest-4-docker-1-0.0.1-SNAPSHOT.jar </w:t>
+      </w:r>
+    </w:p>
+    <w:p>
+      <w:pPr>
+        <w:pStyle w:val="ListParagraph"/>
+        <w:ind w:left="1800"/>
+        <w:rPr>
+          <w:lang w:val="en-US"/>
+        </w:rPr>
+      </w:pPr>
+      <w:r>
+        <w:rPr>
+          <w:lang w:val="en-US"/>
+        </w:rPr>
+        <w:t>ENTRYPOINT ["java","-jar","13-rest-4-docker-1-0.0.1-SNAPSHOT.jar"]</w:t>
+      </w:r>
+    </w:p>
+    <w:p>
+      <w:pPr>
+        <w:pStyle w:val="ListParagraph"/>
+        <w:numPr>
+          <w:ilvl w:val="0"/>
+          <w:numId w:val="4"/>
+        </w:numPr>
+        <w:rPr>
+          <w:lang w:val="en-US"/>
+        </w:rPr>
+      </w:pPr>
+      <w:r>
+        <w:rPr>
+          <w:lang w:val="en-US"/>
+        </w:rPr>
+        <w:t xml:space="preserve">Note the .jar file names in 3 locations are the .jar file we generated using </w:t>
+      </w:r>
+    </w:p>
+    <w:p>
+      <w:pPr>
+        <w:ind w:left="2160"/>
+        <w:rPr>
+          <w:lang w:val="en-US"/>
+        </w:rPr>
+      </w:pPr>
+      <w:proofErr w:type="spellStart"/>
+      <w:r>
+        <w:rPr>
+          <w:lang w:val="en-US"/>
+        </w:rPr>
+        <w:t>mvn</w:t>
+      </w:r>
+      <w:proofErr w:type="spellEnd"/>
+      <w:r>
+        <w:rPr>
+          <w:lang w:val="en-US"/>
+        </w:rPr>
+        <w:t xml:space="preserve"> clean install</w:t>
+      </w:r>
+      <w:r>
+        <w:rPr>
+          <w:lang w:val="en-US"/>
+        </w:rPr>
+        <w:tab/>
+        <w:t xml:space="preserve">(in </w:t>
+      </w:r>
+      <w:proofErr w:type="spellStart"/>
+      <w:r>
+        <w:rPr>
+          <w:lang w:val="en-US"/>
+        </w:rPr>
+        <w:t>cmd</w:t>
+      </w:r>
+      <w:proofErr w:type="spellEnd"/>
+      <w:r>
+        <w:rPr>
+          <w:lang w:val="en-US"/>
+        </w:rPr>
+        <w:t>) or</w:t>
+      </w:r>
+    </w:p>
+    <w:p>
+      <w:pPr>
+        <w:ind w:left="2160"/>
+        <w:rPr>
+          <w:lang w:val="en-US"/>
+        </w:rPr>
+      </w:pPr>
+      <w:r>
+        <w:rPr>
+          <w:lang w:val="en-US"/>
+        </w:rPr>
+        <w:t>right click project Run As -&gt; Maven Build (goals: clean install)</w:t>
+      </w:r>
+    </w:p>
+    <w:p>
+      <w:pPr>
+        <w:pStyle w:val="ListParagraph"/>
+        <w:numPr>
+          <w:ilvl w:val="0"/>
+          <w:numId w:val="4"/>
+        </w:numPr>
+        <w:rPr>
+          <w:lang w:val="en-US"/>
+        </w:rPr>
+      </w:pPr>
+      <w:r>
+        <w:rPr>
+          <w:lang w:val="en-US"/>
+        </w:rPr>
+        <w:t xml:space="preserve">Now, lets create docker image: go to </w:t>
+      </w:r>
+      <w:proofErr w:type="spellStart"/>
+      <w:r>
+        <w:rPr>
+          <w:lang w:val="en-US"/>
+        </w:rPr>
+        <w:t>cmd</w:t>
+      </w:r>
+      <w:proofErr w:type="spellEnd"/>
+      <w:r>
+        <w:rPr>
+          <w:lang w:val="en-US"/>
+        </w:rPr>
+        <w:t xml:space="preserve"> where </w:t>
+      </w:r>
+      <w:proofErr w:type="spellStart"/>
+      <w:r>
+        <w:rPr>
+          <w:lang w:val="en-US"/>
+        </w:rPr>
+        <w:t>Dockerfile</w:t>
+      </w:r>
+      <w:proofErr w:type="spellEnd"/>
+      <w:r>
+        <w:rPr>
+          <w:lang w:val="en-US"/>
+        </w:rPr>
+        <w:t xml:space="preserve"> is present</w:t>
+      </w:r>
+    </w:p>
+    <w:p>
+      <w:pPr>
+        <w:pStyle w:val="ListParagraph"/>
+        <w:ind w:left="1800"/>
+        <w:rPr>
+          <w:lang w:val="en-US"/>
+        </w:rPr>
+      </w:pPr>
+    </w:p>
+    <w:p>
+      <w:pPr>
+        <w:pStyle w:val="ListParagraph"/>
+        <w:ind w:left="2160"/>
+        <w:rPr>
+          <w:lang w:val="en-US"/>
+        </w:rPr>
+      </w:pPr>
+      <w:r>
+        <w:rPr>
+          <w:lang w:val="en-US"/>
+        </w:rPr>
+        <w:t xml:space="preserve">docker build -t </w:t>
+      </w:r>
+      <w:r>
+        <w:rPr>
+          <w:lang w:val="en-US"/>
+        </w:rPr>
+        <w:t>3-rest-4-docker-</w:t>
+      </w:r>
+      <w:proofErr w:type="gramStart"/>
+      <w:r>
+        <w:rPr>
+          <w:lang w:val="en-US"/>
+        </w:rPr>
+        <w:t>1</w:t>
+      </w:r>
+      <w:r>
+        <w:rPr>
+          <w:lang w:val="en-US"/>
+        </w:rPr>
+        <w:t xml:space="preserve"> .</w:t>
+      </w:r>
+      <w:proofErr w:type="gramEnd"/>
+    </w:p>
+    <w:p>
+      <w:pPr>
+        <w:pStyle w:val="ListParagraph"/>
+        <w:ind w:left="2160"/>
+        <w:rPr>
+          <w:lang w:val="en-US"/>
+        </w:rPr>
+      </w:pPr>
+      <w:r>
+        <w:rPr>
+          <w:lang w:val="en-US"/>
+        </w:rPr>
+        <w:lastRenderedPageBreak/>
+        <w:t>now, the docker image is created.</w:t>
+      </w:r>
+    </w:p>
+    <w:p>
+      <w:pPr>
+        <w:pStyle w:val="ListParagraph"/>
+        <w:ind w:left="2160"/>
+        <w:rPr>
+          <w:lang w:val="en-US"/>
+        </w:rPr>
+      </w:pPr>
+    </w:p>
+    <w:p>
+      <w:pPr>
+        <w:pStyle w:val="ListParagraph"/>
+        <w:numPr>
+          <w:ilvl w:val="0"/>
+          <w:numId w:val="4"/>
+        </w:numPr>
+        <w:rPr>
+          <w:lang w:val="en-US"/>
+        </w:rPr>
+      </w:pPr>
+      <w:r>
+        <w:rPr>
+          <w:lang w:val="en-US"/>
+        </w:rPr>
+        <w:t xml:space="preserve">To push this image to hub.docker.com, </w:t>
+      </w:r>
+    </w:p>
+    <w:p>
+      <w:pPr>
+        <w:ind w:left="2160"/>
+        <w:rPr>
+          <w:lang w:val="en-US"/>
+        </w:rPr>
+      </w:pPr>
+      <w:r>
+        <w:rPr>
+          <w:lang w:val="en-US"/>
+        </w:rPr>
+        <w:t>We need to create a repository (same name is good)</w:t>
+      </w:r>
+    </w:p>
+    <w:p>
+      <w:pPr>
+        <w:ind w:left="2160"/>
+        <w:rPr>
+          <w:lang w:val="en-US"/>
+        </w:rPr>
+      </w:pPr>
+      <w:r>
+        <w:rPr>
+          <w:lang w:val="en-US"/>
+        </w:rPr>
+        <w:t>Tag the local image to docker hub repository:</w:t>
+      </w:r>
+    </w:p>
+    <w:p>
+      <w:pPr>
+        <w:ind w:left="2160"/>
+        <w:rPr>
+          <w:lang w:val="en-US"/>
+        </w:rPr>
+      </w:pPr>
+      <w:r>
+        <w:rPr>
+          <w:lang w:val="en-US"/>
+        </w:rPr>
+        <w:t xml:space="preserve">docker tag 3-rest-4-docker-1 </w:t>
+      </w:r>
+      <w:proofErr w:type="spellStart"/>
+      <w:r>
+        <w:rPr>
+          <w:lang w:val="en-US"/>
+        </w:rPr>
+        <w:t>jagindia</w:t>
+      </w:r>
+      <w:proofErr w:type="spellEnd"/>
+      <w:r>
+        <w:rPr>
+          <w:lang w:val="en-US"/>
+        </w:rPr>
+        <w:t>/jag-</w:t>
+      </w:r>
+      <w:proofErr w:type="spellStart"/>
+      <w:r>
+        <w:rPr>
+          <w:lang w:val="en-US"/>
+        </w:rPr>
+        <w:t>ust</w:t>
+      </w:r>
+      <w:proofErr w:type="spellEnd"/>
+      <w:r>
+        <w:rPr>
+          <w:lang w:val="en-US"/>
+        </w:rPr>
+        <w:t>-demo</w:t>
+      </w:r>
+    </w:p>
+    <w:p>
+      <w:pPr>
+        <w:ind w:left="2160"/>
+        <w:rPr>
+          <w:lang w:val="en-US"/>
+        </w:rPr>
+      </w:pPr>
+      <w:r>
+        <w:rPr>
+          <w:lang w:val="en-US"/>
+        </w:rPr>
+        <w:t>push the image to repository:</w:t>
+      </w:r>
+    </w:p>
+    <w:p>
+      <w:pPr>
+        <w:ind w:left="2160"/>
+        <w:rPr>
+          <w:lang w:val="en-US"/>
+        </w:rPr>
+      </w:pPr>
+      <w:r>
+        <w:rPr>
+          <w:lang w:val="en-US"/>
+        </w:rPr>
+        <w:t xml:space="preserve">docker push </w:t>
+      </w:r>
+      <w:proofErr w:type="spellStart"/>
+      <w:r>
+        <w:rPr>
+          <w:lang w:val="en-US"/>
+        </w:rPr>
+        <w:t>jagindia</w:t>
+      </w:r>
+      <w:proofErr w:type="spellEnd"/>
+      <w:r>
+        <w:rPr>
+          <w:lang w:val="en-US"/>
+        </w:rPr>
+        <w:t>/jag-</w:t>
+      </w:r>
+      <w:proofErr w:type="spellStart"/>
+      <w:r>
+        <w:rPr>
+          <w:lang w:val="en-US"/>
+        </w:rPr>
+        <w:t>ust</w:t>
+      </w:r>
+      <w:proofErr w:type="spellEnd"/>
+      <w:r>
+        <w:rPr>
+          <w:lang w:val="en-US"/>
+        </w:rPr>
+        <w:t>-demo</w:t>
+      </w:r>
+    </w:p>
+    <w:p>
+      <w:pPr>
+        <w:ind w:left="2160"/>
+        <w:rPr>
+          <w:lang w:val="en-US"/>
+        </w:rPr>
+      </w:pPr>
+    </w:p>
+    <w:p>
+      <w:pPr>
+        <w:pStyle w:val="ListParagraph"/>
+        <w:numPr>
+          <w:ilvl w:val="0"/>
+          <w:numId w:val="4"/>
+        </w:numPr>
+        <w:rPr>
+          <w:lang w:val="en-US"/>
+        </w:rPr>
+      </w:pPr>
+      <w:r>
+        <w:rPr>
+          <w:lang w:val="en-US"/>
+        </w:rPr>
+        <w:t>docker images</w:t>
+      </w:r>
+    </w:p>
+    <w:p>
+      <w:pPr>
+        <w:pStyle w:val="ListParagraph"/>
+        <w:numPr>
+          <w:ilvl w:val="0"/>
+          <w:numId w:val="4"/>
+        </w:numPr>
+        <w:rPr>
+          <w:lang w:val="en-US"/>
+        </w:rPr>
+      </w:pPr>
+      <w:r>
+        <w:rPr>
+          <w:lang w:val="en-US"/>
+        </w:rPr>
+        <w:t>run docker image:</w:t>
+      </w:r>
+    </w:p>
+    <w:p>
+      <w:pPr>
+        <w:pStyle w:val="ListParagraph"/>
+        <w:ind w:left="2160"/>
+        <w:rPr>
+          <w:lang w:val="en-US"/>
+        </w:rPr>
+      </w:pPr>
+      <w:r>
+        <w:rPr>
+          <w:lang w:val="en-US"/>
+        </w:rPr>
+        <w:t xml:space="preserve">docker run -p 5000:5000 </w:t>
+      </w:r>
+      <w:proofErr w:type="spellStart"/>
+      <w:r>
+        <w:rPr>
+          <w:lang w:val="en-US"/>
+        </w:rPr>
+        <w:t>jagindia</w:t>
+      </w:r>
+      <w:proofErr w:type="spellEnd"/>
+      <w:r>
+        <w:rPr>
+          <w:lang w:val="en-US"/>
+        </w:rPr>
+        <w:t>/</w:t>
+      </w:r>
+      <w:proofErr w:type="spellStart"/>
+      <w:r>
+        <w:rPr>
+          <w:lang w:val="en-US"/>
+        </w:rPr>
+        <w:t>jag-ust-</w:t>
+      </w:r>
+      <w:proofErr w:type="gramStart"/>
+      <w:r>
+        <w:rPr>
+          <w:lang w:val="en-US"/>
+        </w:rPr>
+        <w:t>demo:latest</w:t>
+      </w:r>
+      <w:proofErr w:type="spellEnd"/>
+      <w:proofErr w:type="gramEnd"/>
+    </w:p>
+    <w:p>
+      <w:pPr>
+        <w:pStyle w:val="ListParagraph"/>
+        <w:numPr>
+          <w:ilvl w:val="0"/>
+          <w:numId w:val="4"/>
+        </w:numPr>
+        <w:rPr>
+          <w:lang w:val="en-US"/>
+        </w:rPr>
+      </w:pPr>
+      <w:r>
+        <w:rPr>
+          <w:lang w:val="en-US"/>
+        </w:rPr>
+        <w:t>go to browser:</w:t>
+      </w:r>
+    </w:p>
+    <w:p>
+      <w:pPr>
+        <w:pStyle w:val="ListParagraph"/>
+        <w:ind w:left="2160"/>
+        <w:rPr>
+          <w:lang w:val="en-US"/>
+        </w:rPr>
+      </w:pPr>
+      <w:r>
+        <w:rPr>
+          <w:lang w:val="en-US"/>
+        </w:rPr>
+        <w:t>localhost:5000/hi</w:t>
+      </w:r>
+    </w:p>
+    <w:p>
+      <w:pPr>
+        <w:pStyle w:val="ListParagraph"/>
+        <w:ind w:left="2160"/>
+        <w:rPr>
+          <w:lang w:val="en-US"/>
+        </w:rPr>
+      </w:pPr>
+    </w:p>
+    <w:p>
+      <w:pPr>
+        <w:pStyle w:val="ListParagraph"/>
+        <w:ind w:left="2160"/>
         <w:rPr>
           <w:lang w:val="en-US"/>
         </w:rPr>
@@ -670,6 +1976,95 @@
 <file path=word/numbering.xml><?xml version="1.0" encoding="utf-8"?>
 <w:numbering xmlns:wpc="http://schemas.microsoft.com/office/word/2010/wordprocessingCanvas" xmlns:cx="http://schemas.microsoft.com/office/drawing/2014/chartex" xmlns:cx1="http://schemas.microsoft.com/office/drawing/2015/9/8/chartex" xmlns:cx2="http://schemas.microsoft.com/office/drawing/2015/10/21/chartex" xmlns:cx3="http://schemas.microsoft.com/office/drawing/2016/5/9/chartex" xmlns:cx4="http://schemas.microsoft.com/office/drawing/2016/5/10/chartex" xmlns:cx5="http://schemas.microsoft.com/office/drawing/2016/5/11/chartex" xmlns:cx6="http://schemas.microsoft.com/office/drawing/2016/5/12/chartex" xmlns:cx7="http://schemas.microsoft.com/office/drawing/2016/5/13/chartex" xmlns:cx8="http://schemas.microsoft.com/office/drawing/2016/5/14/chartex" xmlns:mc="http://schemas.openxmlformats.org/markup-compatibility/2006" xmlns:aink="http://schemas.microsoft.com/office/drawing/2016/ink" xmlns:am3d="http://schemas.microsoft.com/office/drawing/2017/model3d" xmlns:o="urn:schemas-microsoft-com:office:office" xmlns:r="http://schemas.openxmlformats.org/officeDocument/2006/relationships" xmlns:m="http://schemas.openxmlformats.org/officeDocument/2006/math" xmlns:v="urn:schemas-microsoft-com:vml" xmlns:wp14="http://schemas.microsoft.com/office/word/2010/wordprocessingDrawing" xmlns:wp="http://schemas.openxmlformats.org/drawingml/2006/wordprocessingDrawing" xmlns:w10="urn:schemas-microsoft-com:office:word" xmlns:w="http://schemas.openxmlformats.org/wordprocessingml/2006/main" xmlns:w14="http://schemas.microsoft.com/office/word/2010/wordml" xmlns:w15="http://schemas.microsoft.com/office/word/2012/wordml" xmlns:w16cex="http://schemas.microsoft.com/office/word/2018/wordml/cex" xmlns:w16cid="http://schemas.microsoft.com/office/word/2016/wordml/cid" xmlns:w16="http://schemas.microsoft.com/office/word/2018/wordml" xmlns:w16se="http://schemas.microsoft.com/office/word/2015/wordml/symex" xmlns:wpg="http://schemas.microsoft.com/office/word/2010/wordprocessingGroup" xmlns:wpi="http://schemas.microsoft.com/office/word/2010/wordprocessingInk" xmlns:wne="http://schemas.microsoft.com/office/word/2006/wordml" xmlns:wps="http://schemas.microsoft.com/office/word/2010/wordprocessingShape" mc:Ignorable="w14 w15 w16se w16cid w16 w16cex wp14">
   <w:abstractNum w:abstractNumId="0" w15:restartNumberingAfterBreak="0">
+    <w:nsid w:val="05A00312"/>
+    <w:multiLevelType w:val="hybridMultilevel"/>
+    <w:tmpl w:val="8684FCE8"/>
+    <w:lvl w:ilvl="0" w:tplc="40090011">
+      <w:start w:val="1"/>
+      <w:numFmt w:val="decimal"/>
+      <w:lvlText w:val="%1)"/>
+      <w:lvlJc w:val="left"/>
+      <w:pPr>
+        <w:ind w:left="720" w:hanging="360"/>
+      </w:pPr>
+      <w:rPr>
+        <w:rFonts w:hint="default"/>
+      </w:rPr>
+    </w:lvl>
+    <w:lvl w:ilvl="1" w:tplc="40090019" w:tentative="1">
+      <w:start w:val="1"/>
+      <w:numFmt w:val="lowerLetter"/>
+      <w:lvlText w:val="%2."/>
+      <w:lvlJc w:val="left"/>
+      <w:pPr>
+        <w:ind w:left="1440" w:hanging="360"/>
+      </w:pPr>
+    </w:lvl>
+    <w:lvl w:ilvl="2" w:tplc="4009001B" w:tentative="1">
+      <w:start w:val="1"/>
+      <w:numFmt w:val="lowerRoman"/>
+      <w:lvlText w:val="%3."/>
+      <w:lvlJc w:val="right"/>
+      <w:pPr>
+        <w:ind w:left="2160" w:hanging="180"/>
+      </w:pPr>
+    </w:lvl>
+    <w:lvl w:ilvl="3" w:tplc="4009000F" w:tentative="1">
+      <w:start w:val="1"/>
+      <w:numFmt w:val="decimal"/>
+      <w:lvlText w:val="%4."/>
+      <w:lvlJc w:val="left"/>
+      <w:pPr>
+        <w:ind w:left="2880" w:hanging="360"/>
+      </w:pPr>
+    </w:lvl>
+    <w:lvl w:ilvl="4" w:tplc="40090019" w:tentative="1">
+      <w:start w:val="1"/>
+      <w:numFmt w:val="lowerLetter"/>
+      <w:lvlText w:val="%5."/>
+      <w:lvlJc w:val="left"/>
+      <w:pPr>
+        <w:ind w:left="3600" w:hanging="360"/>
+      </w:pPr>
+    </w:lvl>
+    <w:lvl w:ilvl="5" w:tplc="4009001B" w:tentative="1">
+      <w:start w:val="1"/>
+      <w:numFmt w:val="lowerRoman"/>
+      <w:lvlText w:val="%6."/>
+      <w:lvlJc w:val="right"/>
+      <w:pPr>
+        <w:ind w:left="4320" w:hanging="180"/>
+      </w:pPr>
+    </w:lvl>
+    <w:lvl w:ilvl="6" w:tplc="4009000F" w:tentative="1">
+      <w:start w:val="1"/>
+      <w:numFmt w:val="decimal"/>
+      <w:lvlText w:val="%7."/>
+      <w:lvlJc w:val="left"/>
+      <w:pPr>
+        <w:ind w:left="5040" w:hanging="360"/>
+      </w:pPr>
+    </w:lvl>
+    <w:lvl w:ilvl="7" w:tplc="40090019" w:tentative="1">
+      <w:start w:val="1"/>
+      <w:numFmt w:val="lowerLetter"/>
+      <w:lvlText w:val="%8."/>
+      <w:lvlJc w:val="left"/>
+      <w:pPr>
+        <w:ind w:left="5760" w:hanging="360"/>
+      </w:pPr>
+    </w:lvl>
+    <w:lvl w:ilvl="8" w:tplc="4009001B" w:tentative="1">
+      <w:start w:val="1"/>
+      <w:numFmt w:val="lowerRoman"/>
+      <w:lvlText w:val="%9."/>
+      <w:lvlJc w:val="right"/>
+      <w:pPr>
+        <w:ind w:left="6480" w:hanging="180"/>
+      </w:pPr>
+    </w:lvl>
+  </w:abstractNum>
+  <w:abstractNum w:abstractNumId="1" w15:restartNumberingAfterBreak="0">
     <w:nsid w:val="313915D5"/>
     <w:multiLevelType w:val="hybridMultilevel"/>
     <w:tmpl w:val="F8162E58"/>
@@ -758,8 +2153,195 @@
       </w:pPr>
     </w:lvl>
   </w:abstractNum>
+  <w:abstractNum w:abstractNumId="2" w15:restartNumberingAfterBreak="0">
+    <w:nsid w:val="4837384D"/>
+    <w:multiLevelType w:val="hybridMultilevel"/>
+    <w:tmpl w:val="B37E7F2A"/>
+    <w:lvl w:ilvl="0" w:tplc="F2925A32">
+      <w:start w:val="1"/>
+      <w:numFmt w:val="decimal"/>
+      <w:lvlText w:val="%1)"/>
+      <w:lvlJc w:val="left"/>
+      <w:pPr>
+        <w:ind w:left="1800" w:hanging="360"/>
+      </w:pPr>
+      <w:rPr>
+        <w:rFonts w:hint="default"/>
+      </w:rPr>
+    </w:lvl>
+    <w:lvl w:ilvl="1" w:tplc="40090019">
+      <w:start w:val="1"/>
+      <w:numFmt w:val="lowerLetter"/>
+      <w:lvlText w:val="%2."/>
+      <w:lvlJc w:val="left"/>
+      <w:pPr>
+        <w:ind w:left="2520" w:hanging="360"/>
+      </w:pPr>
+    </w:lvl>
+    <w:lvl w:ilvl="2" w:tplc="4009001B" w:tentative="1">
+      <w:start w:val="1"/>
+      <w:numFmt w:val="lowerRoman"/>
+      <w:lvlText w:val="%3."/>
+      <w:lvlJc w:val="right"/>
+      <w:pPr>
+        <w:ind w:left="3240" w:hanging="180"/>
+      </w:pPr>
+    </w:lvl>
+    <w:lvl w:ilvl="3" w:tplc="4009000F" w:tentative="1">
+      <w:start w:val="1"/>
+      <w:numFmt w:val="decimal"/>
+      <w:lvlText w:val="%4."/>
+      <w:lvlJc w:val="left"/>
+      <w:pPr>
+        <w:ind w:left="3960" w:hanging="360"/>
+      </w:pPr>
+    </w:lvl>
+    <w:lvl w:ilvl="4" w:tplc="40090019" w:tentative="1">
+      <w:start w:val="1"/>
+      <w:numFmt w:val="lowerLetter"/>
+      <w:lvlText w:val="%5."/>
+      <w:lvlJc w:val="left"/>
+      <w:pPr>
+        <w:ind w:left="4680" w:hanging="360"/>
+      </w:pPr>
+    </w:lvl>
+    <w:lvl w:ilvl="5" w:tplc="4009001B" w:tentative="1">
+      <w:start w:val="1"/>
+      <w:numFmt w:val="lowerRoman"/>
+      <w:lvlText w:val="%6."/>
+      <w:lvlJc w:val="right"/>
+      <w:pPr>
+        <w:ind w:left="5400" w:hanging="180"/>
+      </w:pPr>
+    </w:lvl>
+    <w:lvl w:ilvl="6" w:tplc="4009000F" w:tentative="1">
+      <w:start w:val="1"/>
+      <w:numFmt w:val="decimal"/>
+      <w:lvlText w:val="%7."/>
+      <w:lvlJc w:val="left"/>
+      <w:pPr>
+        <w:ind w:left="6120" w:hanging="360"/>
+      </w:pPr>
+    </w:lvl>
+    <w:lvl w:ilvl="7" w:tplc="40090019" w:tentative="1">
+      <w:start w:val="1"/>
+      <w:numFmt w:val="lowerLetter"/>
+      <w:lvlText w:val="%8."/>
+      <w:lvlJc w:val="left"/>
+      <w:pPr>
+        <w:ind w:left="6840" w:hanging="360"/>
+      </w:pPr>
+    </w:lvl>
+    <w:lvl w:ilvl="8" w:tplc="4009001B" w:tentative="1">
+      <w:start w:val="1"/>
+      <w:numFmt w:val="lowerRoman"/>
+      <w:lvlText w:val="%9."/>
+      <w:lvlJc w:val="right"/>
+      <w:pPr>
+        <w:ind w:left="7560" w:hanging="180"/>
+      </w:pPr>
+    </w:lvl>
+  </w:abstractNum>
+  <w:abstractNum w:abstractNumId="3" w15:restartNumberingAfterBreak="0">
+    <w:nsid w:val="6ADA0340"/>
+    <w:multiLevelType w:val="hybridMultilevel"/>
+    <w:tmpl w:val="BA1E9766"/>
+    <w:lvl w:ilvl="0" w:tplc="40090011">
+      <w:start w:val="1"/>
+      <w:numFmt w:val="decimal"/>
+      <w:lvlText w:val="%1)"/>
+      <w:lvlJc w:val="left"/>
+      <w:pPr>
+        <w:ind w:left="720" w:hanging="360"/>
+      </w:pPr>
+      <w:rPr>
+        <w:rFonts w:hint="default"/>
+      </w:rPr>
+    </w:lvl>
+    <w:lvl w:ilvl="1" w:tplc="40090019" w:tentative="1">
+      <w:start w:val="1"/>
+      <w:numFmt w:val="lowerLetter"/>
+      <w:lvlText w:val="%2."/>
+      <w:lvlJc w:val="left"/>
+      <w:pPr>
+        <w:ind w:left="1440" w:hanging="360"/>
+      </w:pPr>
+    </w:lvl>
+    <w:lvl w:ilvl="2" w:tplc="4009001B" w:tentative="1">
+      <w:start w:val="1"/>
+      <w:numFmt w:val="lowerRoman"/>
+      <w:lvlText w:val="%3."/>
+      <w:lvlJc w:val="right"/>
+      <w:pPr>
+        <w:ind w:left="2160" w:hanging="180"/>
+      </w:pPr>
+    </w:lvl>
+    <w:lvl w:ilvl="3" w:tplc="4009000F" w:tentative="1">
+      <w:start w:val="1"/>
+      <w:numFmt w:val="decimal"/>
+      <w:lvlText w:val="%4."/>
+      <w:lvlJc w:val="left"/>
+      <w:pPr>
+        <w:ind w:left="2880" w:hanging="360"/>
+      </w:pPr>
+    </w:lvl>
+    <w:lvl w:ilvl="4" w:tplc="40090019" w:tentative="1">
+      <w:start w:val="1"/>
+      <w:numFmt w:val="lowerLetter"/>
+      <w:lvlText w:val="%5."/>
+      <w:lvlJc w:val="left"/>
+      <w:pPr>
+        <w:ind w:left="3600" w:hanging="360"/>
+      </w:pPr>
+    </w:lvl>
+    <w:lvl w:ilvl="5" w:tplc="4009001B" w:tentative="1">
+      <w:start w:val="1"/>
+      <w:numFmt w:val="lowerRoman"/>
+      <w:lvlText w:val="%6."/>
+      <w:lvlJc w:val="right"/>
+      <w:pPr>
+        <w:ind w:left="4320" w:hanging="180"/>
+      </w:pPr>
+    </w:lvl>
+    <w:lvl w:ilvl="6" w:tplc="4009000F" w:tentative="1">
+      <w:start w:val="1"/>
+      <w:numFmt w:val="decimal"/>
+      <w:lvlText w:val="%7."/>
+      <w:lvlJc w:val="left"/>
+      <w:pPr>
+        <w:ind w:left="5040" w:hanging="360"/>
+      </w:pPr>
+    </w:lvl>
+    <w:lvl w:ilvl="7" w:tplc="40090019" w:tentative="1">
+      <w:start w:val="1"/>
+      <w:numFmt w:val="lowerLetter"/>
+      <w:lvlText w:val="%8."/>
+      <w:lvlJc w:val="left"/>
+      <w:pPr>
+        <w:ind w:left="5760" w:hanging="360"/>
+      </w:pPr>
+    </w:lvl>
+    <w:lvl w:ilvl="8" w:tplc="4009001B" w:tentative="1">
+      <w:start w:val="1"/>
+      <w:numFmt w:val="lowerRoman"/>
+      <w:lvlText w:val="%9."/>
+      <w:lvlJc w:val="right"/>
+      <w:pPr>
+        <w:ind w:left="6480" w:hanging="180"/>
+      </w:pPr>
+    </w:lvl>
+  </w:abstractNum>
   <w:num w:numId="1">
+    <w:abstractNumId w:val="1"/>
+  </w:num>
+  <w:num w:numId="2">
+    <w:abstractNumId w:val="3"/>
+  </w:num>
+  <w:num w:numId="3">
     <w:abstractNumId w:val="0"/>
+  </w:num>
+  <w:num w:numId="4">
+    <w:abstractNumId w:val="2"/>
   </w:num>
 </w:numbering>
 </file>

--- a/notes_13Jun2023.docx
+++ b/notes_13Jun2023.docx
@@ -1948,11 +1948,345 @@
     <w:p>
       <w:pPr>
         <w:pStyle w:val="ListParagraph"/>
+        <w:pBdr>
+          <w:bottom w:val="single" w:sz="6" w:space="1" w:color="auto"/>
+        </w:pBdr>
         <w:ind w:left="2160"/>
         <w:rPr>
           <w:lang w:val="en-US"/>
         </w:rPr>
       </w:pPr>
+    </w:p>
+    <w:p>
+      <w:pPr>
+        <w:spacing w:after="0" w:line="240" w:lineRule="auto"/>
+        <w:rPr>
+          <w:rFonts w:ascii="Calibri" w:eastAsia="Times New Roman" w:hAnsi="Calibri" w:cs="Calibri"/>
+          <w:color w:val="000000"/>
+          <w:lang w:eastAsia="en-IN"/>
+        </w:rPr>
+      </w:pPr>
+      <w:r>
+        <w:rPr>
+          <w:rFonts w:ascii="Calibri" w:eastAsia="Times New Roman" w:hAnsi="Calibri" w:cs="Calibri"/>
+          <w:color w:val="000000"/>
+          <w:lang w:eastAsia="en-IN"/>
+        </w:rPr>
+        <w:t>Introduction to Cloud computing – Cloud concepts, SaaS / PaaS / IaaS, Private / Public / Hybrid Clouds</w:t>
+      </w:r>
+      <w:r>
+        <w:rPr>
+          <w:rFonts w:ascii="Calibri" w:eastAsia="Times New Roman" w:hAnsi="Calibri" w:cs="Calibri"/>
+          <w:color w:val="000000"/>
+          <w:lang w:eastAsia="en-IN"/>
+        </w:rPr>
+        <w:br/>
+        <w:t>Concepts of Cloud Native Development, Virtualization, Cloud Deployment</w:t>
+      </w:r>
+    </w:p>
+    <w:p>
+      <w:pPr>
+        <w:pStyle w:val="ListParagraph"/>
+        <w:ind w:left="2160"/>
+        <w:rPr>
+          <w:lang w:val="en-US"/>
+        </w:rPr>
+      </w:pPr>
+    </w:p>
+    <w:p>
+      <w:pPr>
+        <w:pStyle w:val="ListParagraph"/>
+        <w:ind w:left="2160"/>
+        <w:rPr>
+          <w:lang w:val="en-US"/>
+        </w:rPr>
+      </w:pPr>
+    </w:p>
+    <w:p>
+      <w:pPr>
+        <w:pStyle w:val="ListParagraph"/>
+        <w:ind w:left="2160"/>
+        <w:rPr>
+          <w:lang w:val="en-US"/>
+        </w:rPr>
+      </w:pPr>
+      <w:r>
+        <w:rPr>
+          <w:lang w:val="en-US"/>
+        </w:rPr>
+        <w:t>SaaS</w:t>
+      </w:r>
+    </w:p>
+    <w:p>
+      <w:pPr>
+        <w:pStyle w:val="ListParagraph"/>
+        <w:ind w:left="2160"/>
+        <w:rPr>
+          <w:lang w:val="en-US"/>
+        </w:rPr>
+      </w:pPr>
+      <w:r>
+        <w:rPr>
+          <w:lang w:val="en-US"/>
+        </w:rPr>
+        <w:t>PaaS</w:t>
+      </w:r>
+    </w:p>
+    <w:p>
+      <w:pPr>
+        <w:pStyle w:val="ListParagraph"/>
+        <w:ind w:left="2160"/>
+        <w:rPr>
+          <w:lang w:val="en-US"/>
+        </w:rPr>
+      </w:pPr>
+      <w:r>
+        <w:rPr>
+          <w:lang w:val="en-US"/>
+        </w:rPr>
+        <w:t>IaaS</w:t>
+      </w:r>
+    </w:p>
+    <w:p>
+      <w:pPr>
+        <w:pStyle w:val="ListParagraph"/>
+        <w:ind w:left="2160"/>
+        <w:rPr>
+          <w:lang w:val="en-US"/>
+        </w:rPr>
+      </w:pPr>
+    </w:p>
+    <w:p>
+      <w:pPr>
+        <w:pStyle w:val="ListParagraph"/>
+        <w:ind w:left="2160"/>
+        <w:rPr>
+          <w:lang w:val="en-US"/>
+        </w:rPr>
+      </w:pPr>
+    </w:p>
+    <w:p>
+      <w:pPr>
+        <w:pStyle w:val="ListParagraph"/>
+        <w:ind w:left="2160"/>
+        <w:rPr>
+          <w:lang w:val="en-US"/>
+        </w:rPr>
+      </w:pPr>
+      <w:r>
+        <w:rPr>
+          <w:lang w:val="en-US"/>
+        </w:rPr>
+        <w:t>SAAS</w:t>
+      </w:r>
+    </w:p>
+    <w:p>
+      <w:pPr>
+        <w:pStyle w:val="ListParagraph"/>
+        <w:ind w:left="2160"/>
+        <w:rPr>
+          <w:lang w:val="en-US"/>
+        </w:rPr>
+      </w:pPr>
+      <w:r>
+        <w:rPr>
+          <w:lang w:val="en-US"/>
+        </w:rPr>
+        <w:tab/>
+        <w:t xml:space="preserve">Software </w:t>
+      </w:r>
+      <w:proofErr w:type="gramStart"/>
+      <w:r>
+        <w:rPr>
+          <w:lang w:val="en-US"/>
+        </w:rPr>
+        <w:t>As</w:t>
+      </w:r>
+      <w:proofErr w:type="gramEnd"/>
+      <w:r>
+        <w:rPr>
+          <w:lang w:val="en-US"/>
+        </w:rPr>
+        <w:t xml:space="preserve"> A Service</w:t>
+      </w:r>
+    </w:p>
+    <w:p>
+      <w:pPr>
+        <w:pStyle w:val="ListParagraph"/>
+        <w:ind w:left="2160"/>
+        <w:rPr>
+          <w:lang w:val="en-US"/>
+        </w:rPr>
+      </w:pPr>
+      <w:r>
+        <w:rPr>
+          <w:lang w:val="en-US"/>
+        </w:rPr>
+        <w:tab/>
+        <w:t>Ex:</w:t>
+      </w:r>
+      <w:r>
+        <w:rPr>
+          <w:lang w:val="en-US"/>
+        </w:rPr>
+        <w:tab/>
+        <w:t xml:space="preserve">Office365, </w:t>
+      </w:r>
+      <w:proofErr w:type="spellStart"/>
+      <w:r>
+        <w:rPr>
+          <w:lang w:val="en-US"/>
+        </w:rPr>
+        <w:t>Zoho</w:t>
+      </w:r>
+      <w:proofErr w:type="spellEnd"/>
+      <w:r>
+        <w:rPr>
+          <w:lang w:val="en-US"/>
+        </w:rPr>
+        <w:t>, Google Workspace</w:t>
+      </w:r>
+    </w:p>
+    <w:p>
+      <w:pPr>
+        <w:pStyle w:val="ListParagraph"/>
+        <w:ind w:left="2160"/>
+        <w:rPr>
+          <w:lang w:val="en-US"/>
+        </w:rPr>
+      </w:pPr>
+      <w:r>
+        <w:rPr>
+          <w:lang w:val="en-US"/>
+        </w:rPr>
+        <w:t>PAAS</w:t>
+      </w:r>
+    </w:p>
+    <w:p>
+      <w:pPr>
+        <w:pStyle w:val="ListParagraph"/>
+        <w:ind w:left="2160"/>
+        <w:rPr>
+          <w:lang w:val="en-US"/>
+        </w:rPr>
+      </w:pPr>
+      <w:r>
+        <w:rPr>
+          <w:lang w:val="en-US"/>
+        </w:rPr>
+        <w:tab/>
+        <w:t xml:space="preserve">Platform </w:t>
+      </w:r>
+      <w:proofErr w:type="gramStart"/>
+      <w:r>
+        <w:rPr>
+          <w:lang w:val="en-US"/>
+        </w:rPr>
+        <w:t>As</w:t>
+      </w:r>
+      <w:proofErr w:type="gramEnd"/>
+      <w:r>
+        <w:rPr>
+          <w:lang w:val="en-US"/>
+        </w:rPr>
+        <w:t xml:space="preserve"> A Service</w:t>
+      </w:r>
+    </w:p>
+    <w:p>
+      <w:pPr>
+        <w:pStyle w:val="ListParagraph"/>
+        <w:ind w:left="2160"/>
+        <w:rPr>
+          <w:lang w:val="en-US"/>
+        </w:rPr>
+      </w:pPr>
+      <w:r>
+        <w:rPr>
+          <w:lang w:val="en-US"/>
+        </w:rPr>
+        <w:tab/>
+        <w:t>Ex:</w:t>
+      </w:r>
+      <w:r>
+        <w:rPr>
+          <w:lang w:val="en-US"/>
+        </w:rPr>
+        <w:tab/>
+        <w:t>Oracle Cloud Platform, Microsoft Azure, Google App Engine</w:t>
+      </w:r>
+    </w:p>
+    <w:p>
+      <w:pPr>
+        <w:pStyle w:val="ListParagraph"/>
+        <w:ind w:left="2160"/>
+        <w:rPr>
+          <w:lang w:val="en-US"/>
+        </w:rPr>
+      </w:pPr>
+      <w:r>
+        <w:rPr>
+          <w:lang w:val="en-US"/>
+        </w:rPr>
+        <w:t>IAAS</w:t>
+      </w:r>
+    </w:p>
+    <w:p>
+      <w:pPr>
+        <w:pStyle w:val="ListParagraph"/>
+        <w:ind w:left="2160"/>
+        <w:rPr>
+          <w:lang w:val="en-US"/>
+        </w:rPr>
+      </w:pPr>
+      <w:r>
+        <w:rPr>
+          <w:lang w:val="en-US"/>
+        </w:rPr>
+        <w:tab/>
+        <w:t xml:space="preserve">Infrastructure </w:t>
+      </w:r>
+      <w:proofErr w:type="gramStart"/>
+      <w:r>
+        <w:rPr>
+          <w:lang w:val="en-US"/>
+        </w:rPr>
+        <w:t>As</w:t>
+      </w:r>
+      <w:proofErr w:type="gramEnd"/>
+      <w:r>
+        <w:rPr>
+          <w:lang w:val="en-US"/>
+        </w:rPr>
+        <w:t xml:space="preserve"> A Service</w:t>
+      </w:r>
+    </w:p>
+    <w:p>
+      <w:pPr>
+        <w:pStyle w:val="ListParagraph"/>
+        <w:ind w:left="2160"/>
+        <w:rPr>
+          <w:lang w:val="en-US"/>
+        </w:rPr>
+      </w:pPr>
+      <w:r>
+        <w:rPr>
+          <w:lang w:val="en-US"/>
+        </w:rPr>
+        <w:tab/>
+        <w:t>GCP, AWS</w:t>
+      </w:r>
+      <w:r>
+        <w:rPr>
+          <w:lang w:val="en-US"/>
+        </w:rPr>
+        <w:t xml:space="preserve"> EC2,</w:t>
+      </w:r>
+      <w:r>
+        <w:rPr>
+          <w:lang w:val="en-US"/>
+        </w:rPr>
+        <w:t xml:space="preserve"> ECS, EKS</w:t>
+      </w:r>
     </w:p>
     <w:p>
       <w:pPr>
